--- a/zht/docx/068.content.docx
+++ b/zht/docx/068.content.docx
@@ -744,18 +744,12 @@
           <w:lang w:val="zh_TW" w:bidi="zh_TW"/>
         </w:rPr>
       </w:r>
-      <w:hyperlink r:id="rId13">
-        <w:r>
-          <w:rPr>
-            <w:lang w:val="zh_TW" w:bidi="zh_TW"/>
-          </w:rPr>
-          <w:rPr>
-            <w:color w:val="0000EE"/>
-            <w:u w:val="single"/>
-          </w:rPr>
-          <w:t>約伯記27:9</w:t>
-        </w:r>
-      </w:hyperlink>
+      <w:r>
+        <w:rPr>
+          <w:lang w:val="zh_TW" w:bidi="zh_TW"/>
+        </w:rPr>
+        <w:t>約伯記27:9</w:t>
+      </w:r>
     </w:p>
     <w:p>
       <w:pPr>
@@ -768,18 +762,12 @@
           <w:lang w:val="zh_TW" w:bidi="zh_TW"/>
         </w:rPr>
       </w:r>
-      <w:hyperlink r:id="rId14">
-        <w:r>
-          <w:rPr>
-            <w:lang w:val="zh_TW" w:bidi="zh_TW"/>
-          </w:rPr>
-          <w:rPr>
-            <w:color w:val="0000EE"/>
-            <w:u w:val="single"/>
-          </w:rPr>
-          <w:t>馬可福音5:5–6</w:t>
-        </w:r>
-      </w:hyperlink>
+      <w:r>
+        <w:rPr>
+          <w:lang w:val="zh_TW" w:bidi="zh_TW"/>
+        </w:rPr>
+        <w:t>馬可福音5:5–6</w:t>
+      </w:r>
     </w:p>
     <w:p>
       <w:pPr>
@@ -792,18 +780,12 @@
           <w:lang w:val="zh_TW" w:bidi="zh_TW"/>
         </w:rPr>
       </w:r>
-      <w:hyperlink r:id="rId15">
-        <w:r>
-          <w:rPr>
-            <w:lang w:val="zh_TW" w:bidi="zh_TW"/>
-          </w:rPr>
-          <w:rPr>
-            <w:color w:val="0000EE"/>
-            <w:u w:val="single"/>
-          </w:rPr>
-          <w:t>馬可福音6:48–50</w:t>
-        </w:r>
-      </w:hyperlink>
+      <w:r>
+        <w:rPr>
+          <w:lang w:val="zh_TW" w:bidi="zh_TW"/>
+        </w:rPr>
+        <w:t>馬可福音6:48–50</w:t>
+      </w:r>
     </w:p>
     <w:p>
       <w:pPr>
@@ -816,18 +798,12 @@
           <w:lang w:val="zh_TW" w:bidi="zh_TW"/>
         </w:rPr>
       </w:r>
-      <w:hyperlink r:id="rId16">
-        <w:r>
-          <w:rPr>
-            <w:lang w:val="zh_TW" w:bidi="zh_TW"/>
-          </w:rPr>
-          <w:rPr>
-            <w:color w:val="0000EE"/>
-            <w:u w:val="single"/>
-          </w:rPr>
-          <w:t>詩篇22:1–2</w:t>
-        </w:r>
-      </w:hyperlink>
+      <w:r>
+        <w:rPr>
+          <w:lang w:val="zh_TW" w:bidi="zh_TW"/>
+        </w:rPr>
+        <w:t>詩篇22:1–2</w:t>
+      </w:r>
     </w:p>
     <w:p>
       <w:pPr>
@@ -1097,18 +1073,12 @@
           <w:lang w:val="zh_TW" w:bidi="zh_TW"/>
         </w:rPr>
       </w:r>
-      <w:hyperlink r:id="rId17">
-        <w:r>
-          <w:rPr>
-            <w:lang w:val="zh_TW" w:bidi="zh_TW"/>
-          </w:rPr>
-          <w:rPr>
-            <w:color w:val="0000EE"/>
-            <w:u w:val="single"/>
-          </w:rPr>
-          <w:t>帖撒羅尼迦前書5:8</w:t>
-        </w:r>
-      </w:hyperlink>
+      <w:r>
+        <w:rPr>
+          <w:lang w:val="zh_TW" w:bidi="zh_TW"/>
+        </w:rPr>
+        <w:t>帖撒羅尼迦前書5:8</w:t>
+      </w:r>
     </w:p>
     <w:p>
       <w:pPr>
@@ -1121,18 +1091,12 @@
           <w:lang w:val="zh_TW" w:bidi="zh_TW"/>
         </w:rPr>
       </w:r>
-      <w:hyperlink r:id="rId18">
-        <w:r>
-          <w:rPr>
-            <w:lang w:val="zh_TW" w:bidi="zh_TW"/>
-          </w:rPr>
-          <w:rPr>
-            <w:color w:val="0000EE"/>
-            <w:u w:val="single"/>
-          </w:rPr>
-          <w:t>出埃及記39:14–16</w:t>
-        </w:r>
-      </w:hyperlink>
+      <w:r>
+        <w:rPr>
+          <w:lang w:val="zh_TW" w:bidi="zh_TW"/>
+        </w:rPr>
+        <w:t>出埃及記39:14–16</w:t>
+      </w:r>
     </w:p>
     <w:p>
       <w:pPr>
@@ -1145,18 +1109,12 @@
           <w:lang w:val="zh_TW" w:bidi="zh_TW"/>
         </w:rPr>
       </w:r>
-      <w:hyperlink r:id="rId19">
-        <w:r>
-          <w:rPr>
-            <w:lang w:val="zh_TW" w:bidi="zh_TW"/>
-          </w:rPr>
-          <w:rPr>
-            <w:color w:val="0000EE"/>
-            <w:u w:val="single"/>
-          </w:rPr>
-          <w:t>以賽亞書59:17</w:t>
-        </w:r>
-      </w:hyperlink>
+      <w:r>
+        <w:rPr>
+          <w:lang w:val="zh_TW" w:bidi="zh_TW"/>
+        </w:rPr>
+        <w:t>以賽亞書59:17</w:t>
+      </w:r>
     </w:p>
     <w:p>
       <w:pPr>
@@ -1169,18 +1127,12 @@
           <w:lang w:val="zh_TW" w:bidi="zh_TW"/>
         </w:rPr>
       </w:r>
-      <w:hyperlink r:id="rId20">
-        <w:r>
-          <w:rPr>
-            <w:lang w:val="zh_TW" w:bidi="zh_TW"/>
-          </w:rPr>
-          <w:rPr>
-            <w:color w:val="0000EE"/>
-            <w:u w:val="single"/>
-          </w:rPr>
-          <w:t>啟示錄9:7–9</w:t>
-        </w:r>
-      </w:hyperlink>
+      <w:r>
+        <w:rPr>
+          <w:lang w:val="zh_TW" w:bidi="zh_TW"/>
+        </w:rPr>
+        <w:t>啟示錄9:7–9</w:t>
+      </w:r>
     </w:p>
     <w:p>
       <w:pPr>

--- a/zht/docx/068.content.docx
+++ b/zht/docx/068.content.docx
@@ -1000,19 +1000,7 @@
         <w:rPr>
           <w:lang w:val="zh_TW" w:bidi="zh_TW"/>
         </w:rPr>
-        <w:t>、</w:t>
-      </w:r>
-      <w:r>
-        <w:rPr>
-          <w:lang w:val="zh_TW" w:bidi="zh_TW"/>
-        </w:rPr>
-        <w:t>刺穿</w:t>
-      </w:r>
-      <w:r>
-        <w:rPr>
-          <w:lang w:val="zh_TW" w:bidi="zh_TW"/>
-        </w:rPr>
-        <w:t>、</w:t>
+        <w:t>、刺穿、</w:t>
       </w:r>
       <w:r>
         <w:rPr>
